--- a/30-Ket-Qua/2026-09-29/Ho-So-Tham-Dinh-Vong-6/4-Van-ban/BC_Tiep-thu-giai-trinh-tham-dinh-lan-5-KTC-Quan-tri_20260929_v2_ban-sach.docx
+++ b/30-Ket-Qua/2026-09-29/Ho-So-Tham-Dinh-Vong-6/4-Van-ban/BC_Tiep-thu-giai-trinh-tham-dinh-lan-5-KTC-Quan-tri_20260929_v2_ban-sach.docx
@@ -972,7 +972,23 @@
                 <w:sz w:val="26"/>
                 <w:szCs w:val="26"/>
               </w:rPr>
-              <w:t xml:space="preserve">Cao: kiểm mã băm, đếm đánh dấu Track Changes, đọc tệp kết quả nghiệm thu; phát hiện L5-04 được Đơn vị soạn thảo tái hiện và xác định nguyên nhân sâu hơn nhận định ban đầu</w:t>
+              <w:t xml:space="preserve">Cao: </w:t>
+            </w:r>
+            <w:r>
+              <w:rPr>
+                <w:rFonts w:asciiTheme="majorHAnsi" w:hAnsiTheme="majorHAnsi" w:cstheme="majorHAnsi"/>
+                <w:sz w:val="26"/>
+                <w:szCs w:val="26"/>
+              </w:rPr>
+              <w:t xml:space="preserve">K</w:t>
+            </w:r>
+            <w:r>
+              <w:rPr>
+                <w:rFonts w:asciiTheme="majorHAnsi" w:hAnsiTheme="majorHAnsi" w:cstheme="majorHAnsi"/>
+                <w:sz w:val="26"/>
+                <w:szCs w:val="26"/>
+              </w:rPr>
+              <w:t xml:space="preserve">iểm mã băm, đếm đánh dấu Track Changes, đọc tệp kết quả nghiệm thu; phát hiện L5-04 được Đơn vị soạn thảo tái hiện và xác định nguyên nhân sâu hơn nhận định ban đầu</w:t>
             </w:r>
           </w:p>
         </w:tc>
@@ -1102,7 +1118,23 @@
                 <w:sz w:val="26"/>
                 <w:szCs w:val="26"/>
               </w:rPr>
-              <w:t xml:space="preserve">Khá: bám đúng hồ sơ, số liệu khớp tệp bằng chứng; nêu đúng việc bản dựng chưa truy về một commit</w:t>
+              <w:t xml:space="preserve">Khá: </w:t>
+            </w:r>
+            <w:r>
+              <w:rPr>
+                <w:rFonts w:asciiTheme="majorHAnsi" w:hAnsiTheme="majorHAnsi" w:cstheme="majorHAnsi"/>
+                <w:sz w:val="26"/>
+                <w:szCs w:val="26"/>
+              </w:rPr>
+              <w:t xml:space="preserve">B</w:t>
+            </w:r>
+            <w:r>
+              <w:rPr>
+                <w:rFonts w:asciiTheme="majorHAnsi" w:hAnsiTheme="majorHAnsi" w:cstheme="majorHAnsi"/>
+                <w:sz w:val="26"/>
+                <w:szCs w:val="26"/>
+              </w:rPr>
+              <w:t xml:space="preserve">ám đúng hồ sơ, số liệu khớp tệp bằng chứng; nêu đúng việc bản dựng chưa truy về một commit</w:t>
             </w:r>
           </w:p>
         </w:tc>
@@ -1232,7 +1264,23 @@
                 <w:sz w:val="26"/>
                 <w:szCs w:val="26"/>
               </w:rPr>
-              <w:t xml:space="preserve">Thấp: nhận định chung, không nêu bằng chứng, không có phát hiện cụ thể</w:t>
+              <w:t xml:space="preserve">Thấp: </w:t>
+            </w:r>
+            <w:r>
+              <w:rPr>
+                <w:rFonts w:asciiTheme="majorHAnsi" w:hAnsiTheme="majorHAnsi" w:cstheme="majorHAnsi"/>
+                <w:sz w:val="26"/>
+                <w:szCs w:val="26"/>
+              </w:rPr>
+              <w:t xml:space="preserve">N</w:t>
+            </w:r>
+            <w:r>
+              <w:rPr>
+                <w:rFonts w:asciiTheme="majorHAnsi" w:hAnsiTheme="majorHAnsi" w:cstheme="majorHAnsi"/>
+                <w:sz w:val="26"/>
+                <w:szCs w:val="26"/>
+              </w:rPr>
+              <w:t xml:space="preserve">hận định chung, không nêu bằng chứng, không có phát hiện cụ thể</w:t>
             </w:r>
           </w:p>
         </w:tc>
@@ -1362,7 +1410,23 @@
                 <w:sz w:val="26"/>
                 <w:szCs w:val="26"/>
               </w:rPr>
-              <w:t xml:space="preserve">Thấp: tên các tệp nêu ra có thật trong gói, nhưng kiểm lại cả 06 nhận định kỹ thuật đều không đúng thực tế; dẫn sai “Quyết định 2119/QĐ-UBND về định mức kinh tế - kỹ thuật”; có 02 ý về hồ sơ dùng được</w:t>
+              <w:t xml:space="preserve">Thấp: </w:t>
+            </w:r>
+            <w:r>
+              <w:rPr>
+                <w:rFonts w:asciiTheme="majorHAnsi" w:hAnsiTheme="majorHAnsi" w:cstheme="majorHAnsi"/>
+                <w:sz w:val="26"/>
+                <w:szCs w:val="26"/>
+              </w:rPr>
+              <w:t xml:space="preserve">T</w:t>
+            </w:r>
+            <w:r>
+              <w:rPr>
+                <w:rFonts w:asciiTheme="majorHAnsi" w:hAnsiTheme="majorHAnsi" w:cstheme="majorHAnsi"/>
+                <w:sz w:val="26"/>
+                <w:szCs w:val="26"/>
+              </w:rPr>
+              <w:t xml:space="preserve">ên các tệp nêu ra có thật trong gói, nhưng kiểm lại cả 06 nhận định kỹ thuật đều không đúng thực tế; dẫn sai “Quyết định 2119/QĐ-UBND về định mức kinh tế - kỹ thuật”; có 02 ý về hồ sơ dùng được</w:t>
             </w:r>
           </w:p>
         </w:tc>
@@ -1442,7 +1506,23 @@
           <w:sz w:val="28"/>
           <w:szCs w:val="28"/>
         </w:rPr>
-        <w:t xml:space="preserve">Ghi nhận: gói 1.3.12 có mã băm khớp, đọc 291 mục không lỗi; kiểm tra tĩnh 0 lỗi; 24/24 bộ hồi quy đạt; bốn văn bản Track Changes có đánh dấu thật; hồ sơ nêu rõ giới hạn chưa nghiệm thu.</w:t>
+        <w:t xml:space="preserve">Ghi nhận: </w:t>
+      </w:r>
+      <w:r>
+        <w:rPr>
+          <w:rFonts w:asciiTheme="majorHAnsi" w:hAnsiTheme="majorHAnsi" w:cstheme="majorHAnsi"/>
+          <w:sz w:val="28"/>
+          <w:szCs w:val="28"/>
+        </w:rPr>
+        <w:t xml:space="preserve">G</w:t>
+      </w:r>
+      <w:r>
+        <w:rPr>
+          <w:rFonts w:asciiTheme="majorHAnsi" w:hAnsiTheme="majorHAnsi" w:cstheme="majorHAnsi"/>
+          <w:sz w:val="28"/>
+          <w:szCs w:val="28"/>
+        </w:rPr>
+        <w:t xml:space="preserve">ói 1.3.12 có mã băm khớp, đọc 291 mục không lỗi; kiểm tra tĩnh 0 lỗi; 24/24 bộ hồi quy đạt; bốn văn bản Track Changes có đánh dấu thật; hồ sơ nêu rõ giới hạn chưa nghiệm thu.</w:t>
       </w:r>
     </w:p>
     <w:p>
@@ -1509,7 +1589,23 @@
           <w:sz w:val="28"/>
           <w:szCs w:val="28"/>
         </w:rPr>
-        <w:t xml:space="preserve">L5-01 (Mức 1): biên bản kiểm tra quyền chỉ đọc kho KTC-Database vẫn là mẫu trống; thao tác chặn ghi không nhìn thấy chắc chắn nơi ghi sau lệnh mã hóa base64, biến môi trường hoặc chương trình có sẵn, nên không thay được phân quyền; đề nghị thử bằng tài khoản không phải chủ sở hữu (kịch bản ST-01).</w:t>
+        <w:t xml:space="preserve">L5-01 (Mức 1): </w:t>
+      </w:r>
+      <w:r>
+        <w:rPr>
+          <w:rFonts w:asciiTheme="majorHAnsi" w:hAnsiTheme="majorHAnsi" w:cstheme="majorHAnsi"/>
+          <w:sz w:val="28"/>
+          <w:szCs w:val="28"/>
+        </w:rPr>
+        <w:t xml:space="preserve">B</w:t>
+      </w:r>
+      <w:r>
+        <w:rPr>
+          <w:rFonts w:asciiTheme="majorHAnsi" w:hAnsiTheme="majorHAnsi" w:cstheme="majorHAnsi"/>
+          <w:sz w:val="28"/>
+          <w:szCs w:val="28"/>
+        </w:rPr>
+        <w:t xml:space="preserve">iên bản kiểm tra quyền chỉ đọc kho KTC-Database vẫn là mẫu trống; thao tác chặn ghi không nhìn thấy chắc chắn nơi ghi sau lệnh mã hóa base64, biến môi trường hoặc chương trình có sẵn, nên không thay được phân quyền; đề nghị thử bằng tài khoản không phải chủ sở hữu (kịch bản ST-01).</w:t>
       </w:r>
     </w:p>
     <w:p>
@@ -1545,7 +1641,25 @@
           <w:szCs w:val="28"/>
           <w:shd w:val="clear" w:color="auto" w:fill="FFFFFF"/>
         </w:rPr>
-        <w:t xml:space="preserve">Tiếp thu. Đơn vị soạn thảo đã chạy 10 kịch bản ghi che giấu vào kho qua thao tác chặn ghi: chặn 05 kịch bản (ghi trực tiếp, biến đặt trong cùng lệnh, lệnh lồng, lệnh PowerShell mã hóa, tạo liên kết trỏ vào kho); không nhận dạng được 05 kịch bản (lệnh mã hóa base64 không lộ tên kho, mã Python mã hóa, biến đặt từ phiên trước, chương trình có sẵn trong tệp, liên kết tạo từ trước) — khớp nhận định của bên thẩm định. Đã ghi rõ các giới hạn này trong Dự thảo Thông báo, Tài liệu hướng dẫn; bổ sung vào biên bản nội dung thử ghi, xóa, đổi tên, tạo liên kết trên máy tính và trên Claude Cowork. Biên bản do Phòng TH-HC&amp;QT (quản lý kho) lập bằng tài khoản thử, không thể thay bằng kết quả kiểm thử của AI; trước khi có biên bản, các đơn vị không dùng Bộ công cụ với dữ liệu nội bộ.</w:t>
+        <w:t xml:space="preserve">Tiếp thu. Đơn vị soạn thảo đã chạy 10 kịch bản ghi che giấu vào kho qua thao tác chặn ghi: </w:t>
+      </w:r>
+      <w:r>
+        <w:rPr>
+          <w:rFonts w:asciiTheme="majorHAnsi" w:hAnsiTheme="majorHAnsi" w:cstheme="majorHAnsi"/>
+          <w:sz w:val="28"/>
+          <w:szCs w:val="28"/>
+          <w:shd w:val="clear" w:color="auto" w:fill="FFFFFF"/>
+        </w:rPr>
+        <w:t xml:space="preserve">C</w:t>
+      </w:r>
+      <w:r>
+        <w:rPr>
+          <w:rFonts w:asciiTheme="majorHAnsi" w:hAnsiTheme="majorHAnsi" w:cstheme="majorHAnsi"/>
+          <w:sz w:val="28"/>
+          <w:szCs w:val="28"/>
+          <w:shd w:val="clear" w:color="auto" w:fill="FFFFFF"/>
+        </w:rPr>
+        <w:t xml:space="preserve">hặn 05 kịch bản (ghi trực tiếp, biến đặt trong cùng lệnh, lệnh lồng, lệnh PowerShell mã hóa, tạo liên kết trỏ vào kho); không nhận dạng được 05 kịch bản (lệnh mã hóa base64 không lộ tên kho, mã Python mã hóa, biến đặt từ phiên trước, chương trình có sẵn trong tệp, liên kết tạo từ trước) — khớp nhận định của bên thẩm định. Đã ghi rõ các giới hạn này trong Dự thảo Thông báo, Tài liệu hướng dẫn; bổ sung vào biên bản nội dung thử ghi, xóa, đổi tên, tạo liên kết trên máy tính và trên Claude Cowork. Biên bản do Phòng TH-HC&amp;QT (quản lý kho) lập bằng tài khoản thử, không thể thay bằng kết quả kiểm thử của AI; trước khi có biên bản, các đơn vị không dùng Bộ công cụ với dữ liệu nội bộ.</w:t>
       </w:r>
     </w:p>
     <w:p>
@@ -1576,7 +1690,23 @@
           <w:sz w:val="28"/>
           <w:szCs w:val="28"/>
         </w:rPr>
-        <w:t xml:space="preserve">L5-02 (Mức 1): phiếu nghiệm thu Claude (trò chuyện), Cowork bản 1.3.12 trống toàn bộ; không suy diễn kết quả Claude Code sang hai nền tảng này.</w:t>
+        <w:t xml:space="preserve">L5-02 (Mức 1): </w:t>
+      </w:r>
+      <w:r>
+        <w:rPr>
+          <w:rFonts w:asciiTheme="majorHAnsi" w:hAnsiTheme="majorHAnsi" w:cstheme="majorHAnsi"/>
+          <w:sz w:val="28"/>
+          <w:szCs w:val="28"/>
+        </w:rPr>
+        <w:t xml:space="preserve">P</w:t>
+      </w:r>
+      <w:r>
+        <w:rPr>
+          <w:rFonts w:asciiTheme="majorHAnsi" w:hAnsiTheme="majorHAnsi" w:cstheme="majorHAnsi"/>
+          <w:sz w:val="28"/>
+          <w:szCs w:val="28"/>
+        </w:rPr>
+        <w:t xml:space="preserve">hiếu nghiệm thu Claude (trò chuyện), Cowork bản 1.3.12 trống toàn bộ; không suy diễn kết quả Claude Code sang hai nền tảng này.</w:t>
       </w:r>
     </w:p>
     <w:p>
@@ -1643,7 +1773,23 @@
           <w:sz w:val="28"/>
           <w:szCs w:val="28"/>
         </w:rPr>
-        <w:t xml:space="preserve">L5-03 (Mức 2): đợt nghiệm thu đủ 15 ca trên bản 1.3.12 đạt 14/15 ca; ca 15 sau khi sửa bộ chấm chỉ chạy lại riêng; chưa chứng minh được 15/15 ca trong một lần chạy.</w:t>
+        <w:t xml:space="preserve">L5-03 (Mức 2): </w:t>
+      </w:r>
+      <w:r>
+        <w:rPr>
+          <w:rFonts w:asciiTheme="majorHAnsi" w:hAnsiTheme="majorHAnsi" w:cstheme="majorHAnsi"/>
+          <w:sz w:val="28"/>
+          <w:szCs w:val="28"/>
+        </w:rPr>
+        <w:t xml:space="preserve">Đ</w:t>
+      </w:r>
+      <w:r>
+        <w:rPr>
+          <w:rFonts w:asciiTheme="majorHAnsi" w:hAnsiTheme="majorHAnsi" w:cstheme="majorHAnsi"/>
+          <w:sz w:val="28"/>
+          <w:szCs w:val="28"/>
+        </w:rPr>
+        <w:t xml:space="preserve">ợt nghiệm thu đủ 15 ca trên bản 1.3.12 đạt 14/15 ca; ca 15 sau khi sửa bộ chấm chỉ chạy lại riêng; chưa chứng minh được 15/15 ca trong một lần chạy.</w:t>
       </w:r>
     </w:p>
     <w:p>
@@ -1679,7 +1825,43 @@
           <w:szCs w:val="28"/>
           <w:shd w:val="clear" w:color="auto" w:fill="FFFFFF"/>
         </w:rPr>
-        <w:t xml:space="preserve">Tiếp thu, đã thực hiện: chạy lại toàn bộ 15 ca, 2 lượt mỗi ca, trên chính tệp phát hành 1.3.13 (công cụ kiểm mã băm trước khi chạy; ghi rõ phiên bản Claude Code 2.1.283, mô hình Claude Opus 5.5, ngày 29/9/2026): 14/15 ca đạt cả 2 lượt, 29/30 lượt đạt; 01 lượt trượt (ca 13, viện dẫn Luật): giám khảo AI chấm không đạt dù câu trả lời đáp ứng đủ 2 tiêu chí (không ghi số hiệu Luật, nêu cần kiểm hiệu lực Luật năm 2014 so với Luật năm 2025), lượt còn lại cùng ca đạt với cách xử lý tương tự; giữ nguyên kết quả, không sửa tiêu chí để chấm lại. Đợt chạy trước đó cùng ngày (lúc 11 giờ 23) bị tài khoản chạm giới hạn sử dụng từ lượt thứ hai, 37/38 lượt lỗi hạ tầng; kết quả được lưu riêng, ghi rõ không hợp lệ, không dùng làm kết quả nghiệm thu (nội dung 6.1).</w:t>
+        <w:t xml:space="preserve">Tiếp thu, đã thực hiện: </w:t>
+      </w:r>
+      <w:r>
+        <w:rPr>
+          <w:rFonts w:asciiTheme="majorHAnsi" w:hAnsiTheme="majorHAnsi" w:cstheme="majorHAnsi"/>
+          <w:sz w:val="28"/>
+          <w:szCs w:val="28"/>
+          <w:shd w:val="clear" w:color="auto" w:fill="FFFFFF"/>
+        </w:rPr>
+        <w:t xml:space="preserve">C</w:t>
+      </w:r>
+      <w:r>
+        <w:rPr>
+          <w:rFonts w:asciiTheme="majorHAnsi" w:hAnsiTheme="majorHAnsi" w:cstheme="majorHAnsi"/>
+          <w:sz w:val="28"/>
+          <w:szCs w:val="28"/>
+          <w:shd w:val="clear" w:color="auto" w:fill="FFFFFF"/>
+        </w:rPr>
+        <w:t xml:space="preserve">hạy lại toàn bộ 15 ca, 2 lượt mỗi ca, trên chính tệp phát hành 1.3.13 (công cụ kiểm mã băm trước khi chạy; ghi rõ phiên bản Claude Code 2.1.283, mô hình Claude Opus 5.5, ngày 29/9/2026): 14/15 ca đạt cả 2 lượt, 29/30 lượt đạt; 01 lượt trượt (ca 13, viện dẫn Luật): </w:t>
+      </w:r>
+      <w:r>
+        <w:rPr>
+          <w:rFonts w:asciiTheme="majorHAnsi" w:hAnsiTheme="majorHAnsi" w:cstheme="majorHAnsi"/>
+          <w:sz w:val="28"/>
+          <w:szCs w:val="28"/>
+          <w:shd w:val="clear" w:color="auto" w:fill="FFFFFF"/>
+        </w:rPr>
+        <w:t xml:space="preserve">G</w:t>
+      </w:r>
+      <w:r>
+        <w:rPr>
+          <w:rFonts w:asciiTheme="majorHAnsi" w:hAnsiTheme="majorHAnsi" w:cstheme="majorHAnsi"/>
+          <w:sz w:val="28"/>
+          <w:szCs w:val="28"/>
+          <w:shd w:val="clear" w:color="auto" w:fill="FFFFFF"/>
+        </w:rPr>
+        <w:t xml:space="preserve">iám khảo AI chấm không đạt dù câu trả lời đáp ứng đủ 2 tiêu chí (không ghi số hiệu Luật, nêu cần kiểm hiệu lực Luật năm 2014 so với Luật năm 2025), lượt còn lại cùng ca đạt với cách xử lý tương tự; giữ nguyên kết quả, không sửa tiêu chí để chấm lại. Đợt chạy trước đó cùng ngày (lúc 11 giờ 23) bị tài khoản chạm giới hạn sử dụng từ lượt thứ hai, 37/38 lượt lỗi hạ tầng; kết quả được lưu riêng, ghi rõ không hợp lệ, không dùng làm kết quả nghiệm thu (nội dung 6.1).</w:t>
       </w:r>
     </w:p>
     <w:p>
@@ -1710,7 +1892,23 @@
           <w:sz w:val="28"/>
           <w:szCs w:val="28"/>
         </w:rPr>
-        <w:t xml:space="preserve">L5-04 (Mức 2): hồ sơ bằng chứng ghi mã nguồn “28df076 + 34 tệp chưa commit”, nghiệm thu chạy từ thư mục trung gian; chưa gắn được tệp phát hành với một phiên bản mã nguồn.</w:t>
+        <w:t xml:space="preserve">L5-04 (Mức 2): </w:t>
+      </w:r>
+      <w:r>
+        <w:rPr>
+          <w:rFonts w:asciiTheme="majorHAnsi" w:hAnsiTheme="majorHAnsi" w:cstheme="majorHAnsi"/>
+          <w:sz w:val="28"/>
+          <w:szCs w:val="28"/>
+        </w:rPr>
+        <w:t xml:space="preserve">H</w:t>
+      </w:r>
+      <w:r>
+        <w:rPr>
+          <w:rFonts w:asciiTheme="majorHAnsi" w:hAnsiTheme="majorHAnsi" w:cstheme="majorHAnsi"/>
+          <w:sz w:val="28"/>
+          <w:szCs w:val="28"/>
+        </w:rPr>
+        <w:t xml:space="preserve">ồ sơ bằng chứng ghi mã nguồn “28df076 + 34 tệp chưa commit”, nghiệm thu chạy từ thư mục trung gian; chưa gắn được tệp phát hành với một phiên bản mã nguồn.</w:t>
       </w:r>
     </w:p>
     <w:p>
@@ -1746,7 +1944,43 @@
           <w:szCs w:val="28"/>
           <w:shd w:val="clear" w:color="auto" w:fill="FFFFFF"/>
         </w:rPr>
-        <w:t xml:space="preserve">Tiếp thu. Đơn vị soạn thảo dựng lại bản 1.3.12 từ bản lấy sạch (checkout) của chính commit phát hành (5d98f2b): mã băm khác tệp đã phát hành. Nguyên nhân: git trên Windows chuyển ký tự xuống dòng khi lấy tệp ra, còn thư mục làm việc đang lẫn hai kiểu xuống dòng (470 tệp), nên 17 tệp khác ký tự xuống dòng và bảng đối chiếu tên tệp mất 10 dòng. Khắc phục trong bản 1.3.13: công cụ đóng gói chuẩn hóa ký tự xuống dòng trước khi nén; dựng lại từ bản lấy sạch của commit 16215a8 (gắn nhãn v1.3.13) cho đúng mã băm d7c34a51...dd7e; công cụ nghiệm thu chạy trên chính tệp phát hành sau khi kiểm mã băm. So từng tệp giữa 1.3.12 và 1.3.13: 241 tệp giống từng byte, 47 tệp chỉ khác ký tự xuống dòng, 03 tệp khác số phiên bản và nhật ký thay đổi — không thay đổi chức năng. Có ca thử hồi quy mới (25/25 bộ đạt).</w:t>
+        <w:t xml:space="preserve">Tiếp thu. Đơn vị soạn thảo dựng lại bản 1.3.12 từ bản lấy sạch (checkout) của chính commit phát hành (5d98f2b): </w:t>
+      </w:r>
+      <w:r>
+        <w:rPr>
+          <w:rFonts w:asciiTheme="majorHAnsi" w:hAnsiTheme="majorHAnsi" w:cstheme="majorHAnsi"/>
+          <w:sz w:val="28"/>
+          <w:szCs w:val="28"/>
+          <w:shd w:val="clear" w:color="auto" w:fill="FFFFFF"/>
+        </w:rPr>
+        <w:t xml:space="preserve">M</w:t>
+      </w:r>
+      <w:r>
+        <w:rPr>
+          <w:rFonts w:asciiTheme="majorHAnsi" w:hAnsiTheme="majorHAnsi" w:cstheme="majorHAnsi"/>
+          <w:sz w:val="28"/>
+          <w:szCs w:val="28"/>
+          <w:shd w:val="clear" w:color="auto" w:fill="FFFFFF"/>
+        </w:rPr>
+        <w:t xml:space="preserve">ã băm khác tệp đã phát hành. Nguyên nhân: </w:t>
+      </w:r>
+      <w:r>
+        <w:rPr>
+          <w:rFonts w:asciiTheme="majorHAnsi" w:hAnsiTheme="majorHAnsi" w:cstheme="majorHAnsi"/>
+          <w:sz w:val="28"/>
+          <w:szCs w:val="28"/>
+          <w:shd w:val="clear" w:color="auto" w:fill="FFFFFF"/>
+        </w:rPr>
+        <w:t xml:space="preserve">G</w:t>
+      </w:r>
+      <w:r>
+        <w:rPr>
+          <w:rFonts w:asciiTheme="majorHAnsi" w:hAnsiTheme="majorHAnsi" w:cstheme="majorHAnsi"/>
+          <w:sz w:val="28"/>
+          <w:szCs w:val="28"/>
+          <w:shd w:val="clear" w:color="auto" w:fill="FFFFFF"/>
+        </w:rPr>
+        <w:t xml:space="preserve">it trên Windows chuyển ký tự xuống dòng khi lấy tệp ra, còn thư mục làm việc đang lẫn hai kiểu xuống dòng (470 tệp), nên 17 tệp khác ký tự xuống dòng và bảng đối chiếu tên tệp mất 10 dòng. Khắc phục trong bản 1.3.13: công cụ đóng gói chuẩn hóa ký tự xuống dòng trước khi nén; dựng lại từ bản lấy sạch của commit 16215a8 (gắn nhãn v1.3.13) cho đúng mã băm d7c34a51...dd7e; công cụ nghiệm thu chạy trên chính tệp phát hành sau khi kiểm mã băm. So từng tệp giữa 1.3.12 và 1.3.13: 241 tệp giống từng byte, 47 tệp chỉ khác ký tự xuống dòng, 03 tệp khác số phiên bản và nhật ký thay đổi — không thay đổi chức năng. Có ca thử hồi quy mới (25/25 bộ đạt).</w:t>
       </w:r>
     </w:p>
     <w:p>
@@ -1777,7 +2011,23 @@
           <w:sz w:val="28"/>
           <w:szCs w:val="28"/>
         </w:rPr>
-        <w:t xml:space="preserve">L5-05 (Mức 3): tiết kiệm token mới đo gián tiếp; cần đo trước, sau theo tác vụ (mô hình, token, số lượt, thời gian, chi phí, chất lượng), báo cáo trung vị và khoảng biến thiên.</w:t>
+        <w:t xml:space="preserve">L5-05 (Mức 3): </w:t>
+      </w:r>
+      <w:r>
+        <w:rPr>
+          <w:rFonts w:asciiTheme="majorHAnsi" w:hAnsiTheme="majorHAnsi" w:cstheme="majorHAnsi"/>
+          <w:sz w:val="28"/>
+          <w:szCs w:val="28"/>
+        </w:rPr>
+        <w:t xml:space="preserve">T</w:t>
+      </w:r>
+      <w:r>
+        <w:rPr>
+          <w:rFonts w:asciiTheme="majorHAnsi" w:hAnsiTheme="majorHAnsi" w:cstheme="majorHAnsi"/>
+          <w:sz w:val="28"/>
+          <w:szCs w:val="28"/>
+        </w:rPr>
+        <w:t xml:space="preserve">iết kiệm token mới đo gián tiếp; cần đo trước, sau theo tác vụ (mô hình, token, số lượt, thời gian, chi phí, chất lượng), báo cáo trung vị và khoảng biến thiên.</w:t>
       </w:r>
     </w:p>
     <w:p>
@@ -1813,7 +2063,25 @@
           <w:szCs w:val="28"/>
           <w:shd w:val="clear" w:color="auto" w:fill="FFFFFF"/>
         </w:rPr>
-        <w:t xml:space="preserve">Tiếp thu một phần. Đã tổng hợp từ tệp kết quả nghiệm thu 15 ca: mỗi lượt (một tác vụ) chi phí trung vị 0,22 USD (từ 0,10 đến 0,53), 3 bước thao tác (từ 1 đến 11), 26,5 giây (từ 7 đến 295) (Claude Opus 5.5). Đo trước, sau trên tác vụ thật của đơn vị đưa vào báo cáo hậu thí điểm (Dự thảo Thông báo, điểm d Mục 1 Phần III, đã bổ sung thời gian, chất lượng, mô hình, phiên bản).</w:t>
+        <w:t xml:space="preserve">Tiếp thu một phần. Đã tổng hợp từ tệp kết quả nghiệm thu 15 ca: </w:t>
+      </w:r>
+      <w:r>
+        <w:rPr>
+          <w:rFonts w:asciiTheme="majorHAnsi" w:hAnsiTheme="majorHAnsi" w:cstheme="majorHAnsi"/>
+          <w:sz w:val="28"/>
+          <w:szCs w:val="28"/>
+          <w:shd w:val="clear" w:color="auto" w:fill="FFFFFF"/>
+        </w:rPr>
+        <w:t xml:space="preserve">M</w:t>
+      </w:r>
+      <w:r>
+        <w:rPr>
+          <w:rFonts w:asciiTheme="majorHAnsi" w:hAnsiTheme="majorHAnsi" w:cstheme="majorHAnsi"/>
+          <w:sz w:val="28"/>
+          <w:szCs w:val="28"/>
+          <w:shd w:val="clear" w:color="auto" w:fill="FFFFFF"/>
+        </w:rPr>
+        <w:t xml:space="preserve">ỗi lượt (một tác vụ) chi phí trung vị 0,22 USD (từ 0,10 đến 0,53), 3 bước thao tác (từ 1 đến 11), 26,5 giây (từ 7 đến 295) (Claude Opus 5.5). Đo trước, sau trên tác vụ thật của đơn vị đưa vào báo cáo hậu thí điểm (Dự thảo Thông báo, điểm d Mục 1 Phần III, đã bổ sung thời gian, chất lượng, mô hình, phiên bản).</w:t>
       </w:r>
     </w:p>
     <w:p>
@@ -1844,7 +2112,23 @@
           <w:sz w:val="28"/>
           <w:szCs w:val="28"/>
         </w:rPr>
-        <w:t xml:space="preserve">L5-06 (Mức 3): kiểm thử chủ yếu trên một phiên bản Claude Code và môi trường người xây dựng; cần chạy tối thiểu 03 ca đại diện trên từng mô hình, môi trường dự kiến dùng.</w:t>
+        <w:t xml:space="preserve">L5-06 (Mức 3): </w:t>
+      </w:r>
+      <w:r>
+        <w:rPr>
+          <w:rFonts w:asciiTheme="majorHAnsi" w:hAnsiTheme="majorHAnsi" w:cstheme="majorHAnsi"/>
+          <w:sz w:val="28"/>
+          <w:szCs w:val="28"/>
+        </w:rPr>
+        <w:t xml:space="preserve">K</w:t>
+      </w:r>
+      <w:r>
+        <w:rPr>
+          <w:rFonts w:asciiTheme="majorHAnsi" w:hAnsiTheme="majorHAnsi" w:cstheme="majorHAnsi"/>
+          <w:sz w:val="28"/>
+          <w:szCs w:val="28"/>
+        </w:rPr>
+        <w:t xml:space="preserve">iểm thử chủ yếu trên một phiên bản Claude Code và môi trường người xây dựng; cần chạy tối thiểu 03 ca đại diện trên từng mô hình, môi trường dự kiến dùng.</w:t>
       </w:r>
     </w:p>
     <w:p>
@@ -1880,7 +2164,43 @@
           <w:szCs w:val="28"/>
           <w:shd w:val="clear" w:color="auto" w:fill="FFFFFF"/>
         </w:rPr>
-        <w:t xml:space="preserve">Tiếp thu một phần: đã chạy 03 ca đại diện (câu lệnh ẩn trong dữ liệu, thiếu nguồn vẫn đòi làm, dùng mẫu làm căn cứ), 2 lượt mỗi ca, trên Claude Sonnet 5: 3/3 ca đạt cả 2 lượt, 6/6 lượt đạt; Claude Haiku 4.5: 2/3 ca đạt cả 2 lượt, 4/6 lượt đạt. Trên Claude và Cowork, phiếu nghiệm thu ghi mô hình đang dùng; mô hình chưa kiểm thử thì ghi rõ trong biên bản. Haiku 4.5 trượt 2/2 lượt ca dùng mẫu làm căn cứ: nhận thêm “Checklist 07” làm căn cứ khi có dự thảo, không cảnh báo lỗi Mức 1 (Sonnet 5, Opus 5.5 đều từ chối đúng), nên Tài liệu hướng dẫn khuyến nghị không dùng Haiku 4.5 để soạn văn bản, phần căn cứ.</w:t>
+        <w:t xml:space="preserve">Tiếp thu một phần: </w:t>
+      </w:r>
+      <w:r>
+        <w:rPr>
+          <w:rFonts w:asciiTheme="majorHAnsi" w:hAnsiTheme="majorHAnsi" w:cstheme="majorHAnsi"/>
+          <w:sz w:val="28"/>
+          <w:szCs w:val="28"/>
+          <w:shd w:val="clear" w:color="auto" w:fill="FFFFFF"/>
+        </w:rPr>
+        <w:t xml:space="preserve">Đ</w:t>
+      </w:r>
+      <w:r>
+        <w:rPr>
+          <w:rFonts w:asciiTheme="majorHAnsi" w:hAnsiTheme="majorHAnsi" w:cstheme="majorHAnsi"/>
+          <w:sz w:val="28"/>
+          <w:szCs w:val="28"/>
+          <w:shd w:val="clear" w:color="auto" w:fill="FFFFFF"/>
+        </w:rPr>
+        <w:t xml:space="preserve">ã chạy 03 ca đại diện (câu lệnh ẩn trong dữ liệu, thiếu nguồn vẫn đòi làm, dùng mẫu làm căn cứ), 2 lượt mỗi ca, trên Claude Sonnet 5: 3/3 ca đạt cả 2 lượt, 6/6 lượt đạt; Claude Haiku 4.5: 2/3 ca đạt cả 2 lượt, 4/6 lượt đạt. Trên Claude và Cowork, phiếu nghiệm thu ghi mô hình đang dùng; mô hình chưa kiểm thử thì ghi rõ trong biên bản. Haiku 4.5 trượt 2/2 lượt ca dùng mẫu làm căn cứ: </w:t>
+      </w:r>
+      <w:r>
+        <w:rPr>
+          <w:rFonts w:asciiTheme="majorHAnsi" w:hAnsiTheme="majorHAnsi" w:cstheme="majorHAnsi"/>
+          <w:sz w:val="28"/>
+          <w:szCs w:val="28"/>
+          <w:shd w:val="clear" w:color="auto" w:fill="FFFFFF"/>
+        </w:rPr>
+        <w:t xml:space="preserve">N</w:t>
+      </w:r>
+      <w:r>
+        <w:rPr>
+          <w:rFonts w:asciiTheme="majorHAnsi" w:hAnsiTheme="majorHAnsi" w:cstheme="majorHAnsi"/>
+          <w:sz w:val="28"/>
+          <w:szCs w:val="28"/>
+          <w:shd w:val="clear" w:color="auto" w:fill="FFFFFF"/>
+        </w:rPr>
+        <w:t xml:space="preserve">hận thêm “Checklist 07” làm căn cứ khi có dự thảo, không cảnh báo lỗi Mức 1 (Sonnet 5, Opus 5.5 đều từ chối đúng), nên Tài liệu hướng dẫn khuyến nghị không dùng Haiku 4.5 để soạn văn bản, phần căn cứ.</w:t>
       </w:r>
     </w:p>
     <w:p>
@@ -2070,7 +2390,23 @@
           <w:sz w:val="28"/>
           <w:szCs w:val="28"/>
         </w:rPr>
-        <w:t xml:space="preserve">Chưa đồng ý trình ký Thông báo để phân phối rộng; điều kiện: phiếu nghiệm thu Claude, Cowork có kết quả; biên bản phân quyền chỉ đọc; biên bản kiểm kê cấp tổ chức; đóng gói từ commit, nhãn phiên bản sạch.</w:t>
+        <w:t xml:space="preserve">Chưa đồng ý trình ký Thông báo để phân phối rộng; điều kiện: </w:t>
+      </w:r>
+      <w:r>
+        <w:rPr>
+          <w:rFonts w:asciiTheme="majorHAnsi" w:hAnsiTheme="majorHAnsi" w:cstheme="majorHAnsi"/>
+          <w:sz w:val="28"/>
+          <w:szCs w:val="28"/>
+        </w:rPr>
+        <w:t xml:space="preserve">P</w:t>
+      </w:r>
+      <w:r>
+        <w:rPr>
+          <w:rFonts w:asciiTheme="majorHAnsi" w:hAnsiTheme="majorHAnsi" w:cstheme="majorHAnsi"/>
+          <w:sz w:val="28"/>
+          <w:szCs w:val="28"/>
+        </w:rPr>
+        <w:t xml:space="preserve">hiếu nghiệm thu Claude, Cowork có kết quả; biên bản phân quyền chỉ đọc; biên bản kiểm kê cấp tổ chức; đóng gói từ commit, nhãn phiên bản sạch.</w:t>
       </w:r>
     </w:p>
     <w:p>
@@ -2173,7 +2509,25 @@
           <w:szCs w:val="28"/>
           <w:shd w:val="clear" w:color="auto" w:fill="FFFFFF"/>
         </w:rPr>
-        <w:t xml:space="preserve">Tiếp thu: cổng nghiệm thu là đủ 15 ca, 2 lượt mỗi ca, chạy trên tệp phát hành đã kiểm mã băm, ghi mô hình và phiên bản (đợt 11 ngày 29/9/2026); các đợt chạy riêng một số ca là kiểm thử khi sửa lỗi, không dùng làm kết quả nghiệm thu.</w:t>
+        <w:t xml:space="preserve">Tiếp thu: </w:t>
+      </w:r>
+      <w:r>
+        <w:rPr>
+          <w:rFonts w:asciiTheme="majorHAnsi" w:hAnsiTheme="majorHAnsi" w:cstheme="majorHAnsi"/>
+          <w:sz w:val="28"/>
+          <w:szCs w:val="28"/>
+          <w:shd w:val="clear" w:color="auto" w:fill="FFFFFF"/>
+        </w:rPr>
+        <w:t xml:space="preserve">C</w:t>
+      </w:r>
+      <w:r>
+        <w:rPr>
+          <w:rFonts w:asciiTheme="majorHAnsi" w:hAnsiTheme="majorHAnsi" w:cstheme="majorHAnsi"/>
+          <w:sz w:val="28"/>
+          <w:szCs w:val="28"/>
+          <w:shd w:val="clear" w:color="auto" w:fill="FFFFFF"/>
+        </w:rPr>
+        <w:t xml:space="preserve">ổng nghiệm thu là đủ 15 ca, 2 lượt mỗi ca, chạy trên tệp phát hành đã kiểm mã băm, ghi mô hình và phiên bản (đợt 11 ngày 29/9/2026); các đợt chạy riêng một số ca là kiểm thử khi sửa lỗi, không dùng làm kết quả nghiệm thu.</w:t>
       </w:r>
     </w:p>
     <w:p>
@@ -2229,7 +2583,23 @@
           <w:sz w:val="28"/>
           <w:szCs w:val="28"/>
         </w:rPr>
-        <w:t xml:space="preserve">Đồng ý “Available to install” và thí điểm có kiểm soát; rủi ro còn lại: chưa nghiệm thu Claude, Cowork, thiếu dữ liệu vận hành nhiều đơn vị, thay đổi quy định nghiệp vụ, cấu hình phân quyền.</w:t>
+        <w:t xml:space="preserve">Đồng ý “Available to install” và thí điểm có kiểm soát; rủi ro còn lại: </w:t>
+      </w:r>
+      <w:r>
+        <w:rPr>
+          <w:rFonts w:asciiTheme="majorHAnsi" w:hAnsiTheme="majorHAnsi" w:cstheme="majorHAnsi"/>
+          <w:sz w:val="28"/>
+          <w:szCs w:val="28"/>
+        </w:rPr>
+        <w:t xml:space="preserve">C</w:t>
+      </w:r>
+      <w:r>
+        <w:rPr>
+          <w:rFonts w:asciiTheme="majorHAnsi" w:hAnsiTheme="majorHAnsi" w:cstheme="majorHAnsi"/>
+          <w:sz w:val="28"/>
+          <w:szCs w:val="28"/>
+        </w:rPr>
+        <w:t xml:space="preserve">hưa nghiệm thu Claude, Cowork, thiếu dữ liệu vận hành nhiều đơn vị, thay đổi quy định nghiệp vụ, cấu hình phân quyền.</w:t>
       </w:r>
     </w:p>
     <w:p>
@@ -2365,7 +2735,25 @@
           <w:szCs w:val="28"/>
           <w:shd w:val="clear" w:color="auto" w:fill="FFFFFF"/>
         </w:rPr>
-        <w:t xml:space="preserve">Không tiếp thu, có bằng chứng: hệ số sản phẩm được đọc từ tệp dữ liệu trích Phụ lục Quyết định số 2119/QĐ-CĐKT (416 sản phẩm; mã băm tệp nguồn khớp tệp trong kho KTC-Database); hằng số duy nhất trong script là hệ số 04 mức độ công việc theo </w:t>
+        <w:t xml:space="preserve">Không tiếp thu, có bằng chứng: </w:t>
+      </w:r>
+      <w:r>
+        <w:rPr>
+          <w:rFonts w:asciiTheme="majorHAnsi" w:hAnsiTheme="majorHAnsi" w:cstheme="majorHAnsi"/>
+          <w:sz w:val="28"/>
+          <w:szCs w:val="28"/>
+          <w:shd w:val="clear" w:color="auto" w:fill="FFFFFF"/>
+        </w:rPr>
+        <w:t xml:space="preserve">H</w:t>
+      </w:r>
+      <w:r>
+        <w:rPr>
+          <w:rFonts w:asciiTheme="majorHAnsi" w:hAnsiTheme="majorHAnsi" w:cstheme="majorHAnsi"/>
+          <w:sz w:val="28"/>
+          <w:szCs w:val="28"/>
+          <w:shd w:val="clear" w:color="auto" w:fill="FFFFFF"/>
+        </w:rPr>
+        <w:t xml:space="preserve">ệ số sản phẩm được đọc từ tệp dữ liệu trích Phụ lục Quyết định số 2119/QĐ-CĐKT (416 sản phẩm; mã băm tệp nguồn khớp tệp trong kho KTC-Database); hằng số duy nhất trong script là hệ số 04 mức độ công việc theo </w:t>
       </w:r>
       <w:r>
         <w:rPr>
@@ -2450,7 +2838,25 @@
           <w:szCs w:val="28"/>
           <w:shd w:val="clear" w:color="auto" w:fill="FFFFFF"/>
         </w:rPr>
-        <w:t xml:space="preserve">Không tái hiện được: tệp bảng 3.000 dòng × 30 cột (khoảng 2,7 MB) và nội dung dị dạng qua 05 cách ghi được xử lý tối đa 2,3 giây; thao tác chặn ghi đã có giới hạn 30 giây trong cấu hình. Đã bổ sung ca thử hồi quy canh thời gian xử lý.</w:t>
+        <w:t xml:space="preserve">Không tái hiện được: </w:t>
+      </w:r>
+      <w:r>
+        <w:rPr>
+          <w:rFonts w:asciiTheme="majorHAnsi" w:hAnsiTheme="majorHAnsi" w:cstheme="majorHAnsi"/>
+          <w:sz w:val="28"/>
+          <w:szCs w:val="28"/>
+          <w:shd w:val="clear" w:color="auto" w:fill="FFFFFF"/>
+        </w:rPr>
+        <w:t xml:space="preserve">T</w:t>
+      </w:r>
+      <w:r>
+        <w:rPr>
+          <w:rFonts w:asciiTheme="majorHAnsi" w:hAnsiTheme="majorHAnsi" w:cstheme="majorHAnsi"/>
+          <w:sz w:val="28"/>
+          <w:szCs w:val="28"/>
+          <w:shd w:val="clear" w:color="auto" w:fill="FFFFFF"/>
+        </w:rPr>
+        <w:t xml:space="preserve">ệp bảng 3.000 dòng × 30 cột (khoảng 2,7 MB) và nội dung dị dạng qua 05 cách ghi được xử lý tối đa 2,3 giây; thao tác chặn ghi đã có giới hạn 30 giây trong cấu hình. Đã bổ sung ca thử hồi quy canh thời gian xử lý.</w:t>
       </w:r>
     </w:p>
     <w:p>
@@ -2610,7 +3016,25 @@
           <w:szCs w:val="28"/>
           <w:shd w:val="clear" w:color="auto" w:fill="FFFFFF"/>
         </w:rPr>
-        <w:t xml:space="preserve">Không tiếp thu: công cụ điền mẫu trắng là phương án dự phòng; từ bản 1.3.6, báo cáo tháng cấp Trường được dựng từ bản đã ban hành (quyết định kỹ thuật ngày 28/9/2026, sau chạy thử bản dựng từ mẫu trắng kém chất lượng). Tự động gọi công cụ điền mẫu trắng sẽ quay lại cách làm đã loại bỏ.</w:t>
+        <w:t xml:space="preserve">Không tiếp thu: </w:t>
+      </w:r>
+      <w:r>
+        <w:rPr>
+          <w:rFonts w:asciiTheme="majorHAnsi" w:hAnsiTheme="majorHAnsi" w:cstheme="majorHAnsi"/>
+          <w:sz w:val="28"/>
+          <w:szCs w:val="28"/>
+          <w:shd w:val="clear" w:color="auto" w:fill="FFFFFF"/>
+        </w:rPr>
+        <w:t xml:space="preserve">C</w:t>
+      </w:r>
+      <w:r>
+        <w:rPr>
+          <w:rFonts w:asciiTheme="majorHAnsi" w:hAnsiTheme="majorHAnsi" w:cstheme="majorHAnsi"/>
+          <w:sz w:val="28"/>
+          <w:szCs w:val="28"/>
+          <w:shd w:val="clear" w:color="auto" w:fill="FFFFFF"/>
+        </w:rPr>
+        <w:t xml:space="preserve">ông cụ điền mẫu trắng là phương án dự phòng; từ bản 1.3.6, báo cáo tháng cấp Trường được dựng từ bản đã ban hành (quyết định kỹ thuật ngày 28/9/2026, sau chạy thử bản dựng từ mẫu trắng kém chất lượng). Tự động gọi công cụ điền mẫu trắng sẽ quay lại cách làm đã loại bỏ.</w:t>
       </w:r>
     </w:p>
     <w:p>
@@ -2744,7 +3168,25 @@
           <w:szCs w:val="28"/>
           <w:shd w:val="clear" w:color="auto" w:fill="FFFFFF"/>
         </w:rPr>
-        <w:t xml:space="preserve">Tiếp thu một phần: kỹ năng soạn thảo đã loại trừ văn bản Đảng (hệ quy chiếu B, chuyển Skill “ktc-ra-soat-897”); bổ sung dòng ghi chú phạm vi vào đầu các câu lệnh mẫu ở lần cập nhật sau thí điểm (trong thí điểm không thay đổi chức năng).</w:t>
+        <w:t xml:space="preserve">Tiếp thu một phần: </w:t>
+      </w:r>
+      <w:r>
+        <w:rPr>
+          <w:rFonts w:asciiTheme="majorHAnsi" w:hAnsiTheme="majorHAnsi" w:cstheme="majorHAnsi"/>
+          <w:sz w:val="28"/>
+          <w:szCs w:val="28"/>
+          <w:shd w:val="clear" w:color="auto" w:fill="FFFFFF"/>
+        </w:rPr>
+        <w:t xml:space="preserve">K</w:t>
+      </w:r>
+      <w:r>
+        <w:rPr>
+          <w:rFonts w:asciiTheme="majorHAnsi" w:hAnsiTheme="majorHAnsi" w:cstheme="majorHAnsi"/>
+          <w:sz w:val="28"/>
+          <w:szCs w:val="28"/>
+          <w:shd w:val="clear" w:color="auto" w:fill="FFFFFF"/>
+        </w:rPr>
+        <w:t xml:space="preserve">ỹ năng soạn thảo đã loại trừ văn bản Đảng (hệ quy chiếu B, chuyển Skill “ktc-ra-soat-897”); bổ sung dòng ghi chú phạm vi vào đầu các câu lệnh mẫu ở lần cập nhật sau thí điểm (trong thí điểm không thay đổi chức năng).</w:t>
       </w:r>
     </w:p>
     <w:p>
@@ -2811,7 +3253,25 @@
           <w:szCs w:val="28"/>
           <w:shd w:val="clear" w:color="auto" w:fill="FFFFFF"/>
         </w:rPr>
-        <w:t xml:space="preserve">Tiếp thu: bảng tại mục 8; nhật ký thay đổi chi tiết từng bản kèm trong tệp plugin (CHANGELOG.md).</w:t>
+        <w:t xml:space="preserve">Tiếp thu: </w:t>
+      </w:r>
+      <w:r>
+        <w:rPr>
+          <w:rFonts w:asciiTheme="majorHAnsi" w:hAnsiTheme="majorHAnsi" w:cstheme="majorHAnsi"/>
+          <w:sz w:val="28"/>
+          <w:szCs w:val="28"/>
+          <w:shd w:val="clear" w:color="auto" w:fill="FFFFFF"/>
+        </w:rPr>
+        <w:t xml:space="preserve">B</w:t>
+      </w:r>
+      <w:r>
+        <w:rPr>
+          <w:rFonts w:asciiTheme="majorHAnsi" w:hAnsiTheme="majorHAnsi" w:cstheme="majorHAnsi"/>
+          <w:sz w:val="28"/>
+          <w:szCs w:val="28"/>
+          <w:shd w:val="clear" w:color="auto" w:fill="FFFFFF"/>
+        </w:rPr>
+        <w:t xml:space="preserve">ảng tại mục 8; nhật ký thay đổi chi tiết từng bản kèm trong tệp plugin (CHANGELOG.md).</w:t>
       </w:r>
     </w:p>
     <w:p>
@@ -2878,7 +3338,25 @@
           <w:szCs w:val="28"/>
           <w:shd w:val="clear" w:color="auto" w:fill="FFFFFF"/>
         </w:rPr>
-        <w:t xml:space="preserve">Tiếp thu: hồ sơ lần này chỉ kèm tệp nén bản 1.3.13; bản liền trước chỉ kèm mã SHA-256, danh mục tệp để đối chiếu; tệp nén các bản trước do Phòng TH-HC&amp;QT lưu giữ để khôi phục khi cần.</w:t>
+        <w:t xml:space="preserve">Tiếp thu: </w:t>
+      </w:r>
+      <w:r>
+        <w:rPr>
+          <w:rFonts w:asciiTheme="majorHAnsi" w:hAnsiTheme="majorHAnsi" w:cstheme="majorHAnsi"/>
+          <w:sz w:val="28"/>
+          <w:szCs w:val="28"/>
+          <w:shd w:val="clear" w:color="auto" w:fill="FFFFFF"/>
+        </w:rPr>
+        <w:t xml:space="preserve">H</w:t>
+      </w:r>
+      <w:r>
+        <w:rPr>
+          <w:rFonts w:asciiTheme="majorHAnsi" w:hAnsiTheme="majorHAnsi" w:cstheme="majorHAnsi"/>
+          <w:sz w:val="28"/>
+          <w:szCs w:val="28"/>
+          <w:shd w:val="clear" w:color="auto" w:fill="FFFFFF"/>
+        </w:rPr>
+        <w:t xml:space="preserve">ồ sơ lần này chỉ kèm tệp nén bản 1.3.13; bản liền trước chỉ kèm mã SHA-256, danh mục tệp để đối chiếu; tệp nén các bản trước do Phòng TH-HC&amp;QT lưu giữ để khôi phục khi cần.</w:t>
       </w:r>
     </w:p>
     <w:p>
@@ -3237,7 +3715,25 @@
           <w:szCs w:val="28"/>
           <w:shd w:val="clear" w:color="auto" w:fill="FFFFFF"/>
         </w:rPr>
-        <w:t xml:space="preserve">- Bản thí điểm: plugin KTC-Quan-tri 1.3.13 (mã SHA-256 d7c34a51e85f02278ec0e5a38c02089c0d7ae58280c8f59af6d0f673f9fbdd7e); trong thời gian nghiệm thu, thí điểm không bổ sung, thay đổi chức năng, trừ sửa lỗi làm sai lệch số liệu, lộ, lọt dữ liệu hoặc ghi đè dữ liệu gốc; các đề xuất cải tiến khác (nội dung 5.6, 6.2) gom vào lần cập nhật sau thí điểm.</w:t>
+        <w:t xml:space="preserve">- Bản thí điểm: </w:t>
+      </w:r>
+      <w:r>
+        <w:rPr>
+          <w:rFonts w:asciiTheme="majorHAnsi" w:hAnsiTheme="majorHAnsi" w:cstheme="majorHAnsi"/>
+          <w:sz w:val="28"/>
+          <w:szCs w:val="28"/>
+          <w:shd w:val="clear" w:color="auto" w:fill="FFFFFF"/>
+        </w:rPr>
+        <w:t xml:space="preserve">P</w:t>
+      </w:r>
+      <w:r>
+        <w:rPr>
+          <w:rFonts w:asciiTheme="majorHAnsi" w:hAnsiTheme="majorHAnsi" w:cstheme="majorHAnsi"/>
+          <w:sz w:val="28"/>
+          <w:szCs w:val="28"/>
+          <w:shd w:val="clear" w:color="auto" w:fill="FFFFFF"/>
+        </w:rPr>
+        <w:t xml:space="preserve">lugin KTC-Quan-tri 1.3.13 (mã SHA-256 d7c34a51e85f02278ec0e5a38c02089c0d7ae58280c8f59af6d0f673f9fbdd7e); trong thời gian nghiệm thu, thí điểm không bổ sung, thay đổi chức năng, trừ sửa lỗi làm sai lệch số liệu, lộ, lọt dữ liệu hoặc ghi đè dữ liệu gốc; các đề xuất cải tiến khác (nội dung 5.6, 6.2) gom vào lần cập nhật sau thí điểm.</w:t>
       </w:r>
     </w:p>
     <w:p>
@@ -3260,7 +3756,25 @@
           <w:szCs w:val="28"/>
           <w:shd w:val="clear" w:color="auto" w:fill="FFFFFF"/>
         </w:rPr>
-        <w:t xml:space="preserve">- Phạm vi: chế độ “Available to install”; Phòng TH-HC&amp;QT và không quá 02 đơn vị do Hiệu trưởng chỉ định; ưu tiên Claude Code; Claude (trò chuyện), Cowork chỉ dùng sau khi có biên bản nghiệm thu trên nền tảng đó.</w:t>
+        <w:t xml:space="preserve">- Phạm vi: </w:t>
+      </w:r>
+      <w:r>
+        <w:rPr>
+          <w:rFonts w:asciiTheme="majorHAnsi" w:hAnsiTheme="majorHAnsi" w:cstheme="majorHAnsi"/>
+          <w:sz w:val="28"/>
+          <w:szCs w:val="28"/>
+          <w:shd w:val="clear" w:color="auto" w:fill="FFFFFF"/>
+        </w:rPr>
+        <w:t xml:space="preserve">C</w:t>
+      </w:r>
+      <w:r>
+        <w:rPr>
+          <w:rFonts w:asciiTheme="majorHAnsi" w:hAnsiTheme="majorHAnsi" w:cstheme="majorHAnsi"/>
+          <w:sz w:val="28"/>
+          <w:szCs w:val="28"/>
+          <w:shd w:val="clear" w:color="auto" w:fill="FFFFFF"/>
+        </w:rPr>
+        <w:t xml:space="preserve">hế độ “Available to install”; Phòng TH-HC&amp;QT và không quá 02 đơn vị do Hiệu trưởng chỉ định; ưu tiên Claude Code; Claude (trò chuyện), Cowork chỉ dùng sau khi có biên bản nghiệm thu trên nền tảng đó.</w:t>
       </w:r>
     </w:p>
     <w:p>
@@ -3283,7 +3797,25 @@
           <w:szCs w:val="28"/>
           <w:shd w:val="clear" w:color="auto" w:fill="FFFFFF"/>
         </w:rPr>
-        <w:t xml:space="preserve">- Mô hình: dùng Claude Sonnet 5 hoặc Claude Opus 5.5; không dùng Claude Haiku 4.5 để soạn văn bản, phần căn cứ (nội dung 2.7).</w:t>
+        <w:t xml:space="preserve">- Mô hình: </w:t>
+      </w:r>
+      <w:r>
+        <w:rPr>
+          <w:rFonts w:asciiTheme="majorHAnsi" w:hAnsiTheme="majorHAnsi" w:cstheme="majorHAnsi"/>
+          <w:sz w:val="28"/>
+          <w:szCs w:val="28"/>
+          <w:shd w:val="clear" w:color="auto" w:fill="FFFFFF"/>
+        </w:rPr>
+        <w:t xml:space="preserve">D</w:t>
+      </w:r>
+      <w:r>
+        <w:rPr>
+          <w:rFonts w:asciiTheme="majorHAnsi" w:hAnsiTheme="majorHAnsi" w:cstheme="majorHAnsi"/>
+          <w:sz w:val="28"/>
+          <w:szCs w:val="28"/>
+          <w:shd w:val="clear" w:color="auto" w:fill="FFFFFF"/>
+        </w:rPr>
+        <w:t xml:space="preserve">ùng Claude Sonnet 5 hoặc Claude Opus 5.5; không dùng Claude Haiku 4.5 để soạn văn bản, phần căn cứ (nội dung 2.7).</w:t>
       </w:r>
     </w:p>
     <w:p>
@@ -3306,7 +3838,25 @@
           <w:szCs w:val="28"/>
           <w:shd w:val="clear" w:color="auto" w:fill="FFFFFF"/>
         </w:rPr>
-        <w:t xml:space="preserve">- Dữ liệu: trước khi có biên bản phân quyền chỉ đọc kho KTC-Database (cổng G1), chỉ dùng dữ liệu giả lập, văn bản đã ban hành hoặc công khai; dữ liệu nội bộ chỉ xử lý khi đã đạt cổng G1 và trên nền tảng đã có biên bản nghiệm thu (cổng G2), trong phạm vi được phép theo Thông báo số 924/TB-CĐKT ngày 11/8/2026.</w:t>
+        <w:t xml:space="preserve">- Dữ liệu: </w:t>
+      </w:r>
+      <w:r>
+        <w:rPr>
+          <w:rFonts w:asciiTheme="majorHAnsi" w:hAnsiTheme="majorHAnsi" w:cstheme="majorHAnsi"/>
+          <w:sz w:val="28"/>
+          <w:szCs w:val="28"/>
+          <w:shd w:val="clear" w:color="auto" w:fill="FFFFFF"/>
+        </w:rPr>
+        <w:t xml:space="preserve">T</w:t>
+      </w:r>
+      <w:r>
+        <w:rPr>
+          <w:rFonts w:asciiTheme="majorHAnsi" w:hAnsiTheme="majorHAnsi" w:cstheme="majorHAnsi"/>
+          <w:sz w:val="28"/>
+          <w:szCs w:val="28"/>
+          <w:shd w:val="clear" w:color="auto" w:fill="FFFFFF"/>
+        </w:rPr>
+        <w:t xml:space="preserve">rước khi có biên bản phân quyền chỉ đọc kho KTC-Database (cổng G1), chỉ dùng dữ liệu giả lập, văn bản đã ban hành hoặc công khai; dữ liệu nội bộ chỉ xử lý khi đã đạt cổng G1 và trên nền tảng đã có biên bản nghiệm thu (cổng G2), trong phạm vi được phép theo Thông báo số 924/TB-CĐKT ngày 11/8/2026.</w:t>
       </w:r>
     </w:p>
     <w:p>
@@ -3329,7 +3879,25 @@
           <w:szCs w:val="28"/>
           <w:shd w:val="clear" w:color="auto" w:fill="FFFFFF"/>
         </w:rPr>
-        <w:t xml:space="preserve">- Thông báo: chưa trình ký để phân phối rộng; trình ký Dự thảo Thông báo bản 8 sau khi đạt cổng G1, G2 và có ý kiến của Phòng QLKHCN&amp;HTPT; chuyển “Installed by default” sau cổng G3 theo quyết định của Hiệu trưởng.</w:t>
+        <w:t xml:space="preserve">- Thông báo: </w:t>
+      </w:r>
+      <w:r>
+        <w:rPr>
+          <w:rFonts w:asciiTheme="majorHAnsi" w:hAnsiTheme="majorHAnsi" w:cstheme="majorHAnsi"/>
+          <w:sz w:val="28"/>
+          <w:szCs w:val="28"/>
+          <w:shd w:val="clear" w:color="auto" w:fill="FFFFFF"/>
+        </w:rPr>
+        <w:t xml:space="preserve">C</w:t>
+      </w:r>
+      <w:r>
+        <w:rPr>
+          <w:rFonts w:asciiTheme="majorHAnsi" w:hAnsiTheme="majorHAnsi" w:cstheme="majorHAnsi"/>
+          <w:sz w:val="28"/>
+          <w:szCs w:val="28"/>
+          <w:shd w:val="clear" w:color="auto" w:fill="FFFFFF"/>
+        </w:rPr>
+        <w:t xml:space="preserve">hưa trình ký để phân phối rộng; trình ký Dự thảo Thông báo bản 8 sau khi đạt cổng G1, G2 và có ý kiến của Phòng QLKHCN&amp;HTPT; chuyển “Installed by default” sau cổng G3 theo quyết định của Hiệu trưởng.</w:t>
       </w:r>
     </w:p>
     <w:p>
@@ -4644,7 +5212,23 @@
                 <w:sz w:val="26"/>
                 <w:szCs w:val="26"/>
               </w:rPr>
-              <w:t xml:space="preserve">Plugin tự đủ: không đề nghị thêm thư mục dự án vào phiên; bảng đối chiếu tên tệp</w:t>
+              <w:t xml:space="preserve">Plugin tự đủ: </w:t>
+            </w:r>
+            <w:r>
+              <w:rPr>
+                <w:rFonts w:asciiTheme="majorHAnsi" w:hAnsiTheme="majorHAnsi" w:cstheme="majorHAnsi"/>
+                <w:sz w:val="26"/>
+                <w:szCs w:val="26"/>
+              </w:rPr>
+              <w:t xml:space="preserve">K</w:t>
+            </w:r>
+            <w:r>
+              <w:rPr>
+                <w:rFonts w:asciiTheme="majorHAnsi" w:hAnsiTheme="majorHAnsi" w:cstheme="majorHAnsi"/>
+                <w:sz w:val="26"/>
+                <w:szCs w:val="26"/>
+              </w:rPr>
+              <w:t xml:space="preserve">hông đề nghị thêm thư mục dự án vào phiên; bảng đối chiếu tên tệp</w:t>
             </w:r>
           </w:p>
         </w:tc>
@@ -4826,7 +5410,25 @@
           <w:szCs w:val="28"/>
           <w:shd w:val="clear" w:color="auto" w:fill="FFFFFF"/>
         </w:rPr>
-        <w:t xml:space="preserve">- Cổng G0 (kỹ thuật): đạt có ghi chú ngày 29/9/2026 — bản 1.3.13 dựng lại được từ commit 16215a8, nghiệm thu 15 ca trên tệp phát hành (14/15 ca đạt cả 2 lượt, 29/30 lượt đạt), 25/25 bộ ca thử hồi quy đạt, kiểm tra tĩnh 0 lỗi.</w:t>
+        <w:t xml:space="preserve">- Cổng G0 (kỹ thuật): </w:t>
+      </w:r>
+      <w:r>
+        <w:rPr>
+          <w:rFonts w:asciiTheme="majorHAnsi" w:hAnsiTheme="majorHAnsi" w:cstheme="majorHAnsi"/>
+          <w:sz w:val="28"/>
+          <w:szCs w:val="28"/>
+          <w:shd w:val="clear" w:color="auto" w:fill="FFFFFF"/>
+        </w:rPr>
+        <w:t xml:space="preserve">Đ</w:t>
+      </w:r>
+      <w:r>
+        <w:rPr>
+          <w:rFonts w:asciiTheme="majorHAnsi" w:hAnsiTheme="majorHAnsi" w:cstheme="majorHAnsi"/>
+          <w:sz w:val="28"/>
+          <w:szCs w:val="28"/>
+          <w:shd w:val="clear" w:color="auto" w:fill="FFFFFF"/>
+        </w:rPr>
+        <w:t xml:space="preserve">ạt có ghi chú ngày 29/9/2026 — bản 1.3.13 dựng lại được từ commit 16215a8, nghiệm thu 15 ca trên tệp phát hành (14/15 ca đạt cả 2 lượt, 29/30 lượt đạt), 25/25 bộ ca thử hồi quy đạt, kiểm tra tĩnh 0 lỗi.</w:t>
       </w:r>
     </w:p>
     <w:p>
